--- a/builds/LivreContreAttaque.docx
+++ b/builds/LivreContreAttaque.docx
@@ -12,14 +12,6 @@
     </w:p>
     <w:p>
       <w:pPr>
-        <w:pStyle w:val="Sous-titre"/>
-      </w:pPr>
-      <w:r>
-        <w:t xml:space="preserve">Essai</w:t>
-      </w:r>
-    </w:p>
-    <w:p>
-      <w:pPr>
         <w:pStyle w:val="Author"/>
       </w:pPr>
       <w:r>
@@ -31,7 +23,7 @@
         <w:pStyle w:val="Date"/>
       </w:pPr>
       <w:r>
-        <w:t xml:space="preserve">2025-04-23</w:t>
+        <w:t xml:space="preserve">102k signes - 2025-10-11</w:t>
       </w:r>
     </w:p>
     <w:p>
@@ -57,7 +49,7 @@
         <w:footnoteReference w:id="22"/>
       </w:r>
       <w:r>
-        <w:t xml:space="preserve">. En vérité, cette « chose » encore mal définie se répand depuis des décennies. Pour nous en défendre, à titre individuel, collectif et institutionnel, il ne nous reste que les livres et les autres objets culturels qui circulent comme eux, à travers un réseau de distribution maillé à la surface des territoires, hors de la juridiction des centres de pouvoir oligarchique. Après l’inquiétude monte l’espoir d’un réveil. Le Livre avec un grand L contre-attaque, et ce petit texte part à l’assaut des murailles adverses.</w:t>
+        <w:t xml:space="preserve">. En vérité, cette « chose » encore mal définie se répand depuis des décennies. Mais pas de fatalité. Pour nous arracher à la juridiction des centres de pouvoir oligarchique à titre individuel, collectif et institutionnel, nous pouvons réapprendre à nous informer, communiquer et nous organiser à travers des réseaux maillés à la surface des territoires, en utilisant des technologies anciennes : les livres et les autres objets culturels qui circulent comme eux de la main à la main. Après l’inquiétude monte l’espoir d’un réveil. Le Livre avec un grand L contre-attaque, et ce petit texte part à l’assaut des murailles adverses.</w:t>
       </w:r>
     </w:p>
     <w:bookmarkStart w:id="88" w:name="quelle-est-cette-chose"/>
@@ -74,15 +66,15 @@
         <w:pStyle w:val="FirstParagraph"/>
       </w:pPr>
       <w:r>
-        <w:t xml:space="preserve">Qui rampe, monte, gonfle, s’immisce peu à peu, par des gestes, des remarques, des pratiques, qui ne laisse rien présager de bon, soit parce qu’elle remet sur la scène de vieilles peurs, soit en préfigure de nouvelles. Il est peut-être prématuré de parler de technofascisme, parce que le fascisme a un passé lourd, terrible, et parce que croire avoir affaire à une réplique modernisée ne nous prépare pas à combattre la chose qui ne lui ressemble que par certains côtés.</w:t>
-      </w:r>
-    </w:p>
-    <w:p>
-      <w:pPr>
-        <w:pStyle w:val="Corpsdetexte"/>
-      </w:pPr>
-      <w:r>
-        <w:t xml:space="preserve">Durant des années, Claude Lanzmann a parlé de la chose pour désigner</w:t>
+        <w:t xml:space="preserve">Qui rampe, monte, gonfle, s’immisce peu à peu, par des gestes, des remarques, des pratiques, qui ne laisse rien présager de bon, soit parce qu’elle remet sur la scène de vieilles peurs, soit en préfigure de nouvelles. Il est prématuré de parler de technofascisme, parce que le fascisme a un passé lourd, terrible, et parce que croire avoir affaire à une réplique modernisée ne nous prépare pas à combattre la chose qui ne lui ressemble que par certains côtés.</w:t>
+      </w:r>
+    </w:p>
+    <w:p>
+      <w:pPr>
+        <w:pStyle w:val="Corpsdetexte"/>
+      </w:pPr>
+      <w:r>
+        <w:t xml:space="preserve">Durant des années, Claude Lanzmann a parlé de « la chose » pour désigner</w:t>
       </w:r>
       <w:r>
         <w:t xml:space="preserve"> </w:t>
@@ -135,7 +127,7 @@
         <w:pStyle w:val="Corpsdetexte"/>
       </w:pPr>
       <w:r>
-        <w:t xml:space="preserve">Comment parler de ce qui nous arrive, là, tout de suite ? Les mots nous manquent. Comme Lanzmann, je parle de la chose pour ne pas user d’analogies trompeuses qui nous empêcheraient de nous donner une chance de résister. Je vais endosser le rôle de l’historien pour essayer de comprendre d’où vient la chose et comment nous avons pu la laisser prospérer jusqu’au point où son avènement est peut-être irrémédiable. Un long retour en arrière s’impose.</w:t>
+        <w:t xml:space="preserve">Comment parler de ce qui nous arrive, là, tout de suite ? Les mots nous manquent. Comme Lanzmann, je parle de « la chose » pour ne pas user d’analogies trompeuses qui nous empêcheraient de nous donner une chance de résister. Je vais endosser le rôle de l’historien pour essayer de comprendre d’où vient « la chose » et comment nous avons pu la laisser prospérer jusqu’au point où son avènement est peut-être irrémédiable.</w:t>
       </w:r>
     </w:p>
     <w:p>
